--- a/templates/trimestral_template.docx
+++ b/templates/trimestral_template.docx
@@ -184,7 +184,7 @@
           <w:szCs w:val="24"/>
           <w:rtl w:val="0"/>
         </w:rPr>
-        <w:t xml:space="preserve">Meta o Sueño para 2024:</w:t>
+        <w:t xml:space="preserve">Meta o Sueño para {pcpAnio}:</w:t>
       </w:r>
       <w:r>
         <w:rPr>
@@ -212,7 +212,7 @@
           <w:szCs w:val="24"/>
           <w:rtl w:val="0"/>
         </w:rPr>
-        <w:t xml:space="preserve">¿Ha alcanzado su meta o sueño 2024?</w:t>
+        <w:t xml:space="preserve">¿Ha alcanzado su meta o sueño {pcpAnio}?</w:t>
         <w:br w:type="textWrapping"/>
       </w:r>
       <w:r>
@@ -241,7 +241,7 @@
           <w:szCs w:val="24"/>
           <w:rtl w:val="0"/>
         </w:rPr>
-        <w:t xml:space="preserve">Participación durante este periodo de 2025</w:t>
+        <w:t xml:space="preserve">Participación durante este periodo de {periodoAnio}</w:t>
         <w:br w:type="textWrapping"/>
       </w:r>
       <w:r>
